--- a/resource/Руководство Пользователя. Часть 1.docx
+++ b/resource/Руководство Пользователя. Часть 1.docx
@@ -10675,7 +10675,7 @@
           <v:shape id="_x0000_i1025" type="#_x0000_t75" style="width:104.85pt;height:18.25pt" o:ole="">
             <v:imagedata r:id="rId16" o:title=""/>
           </v:shape>
-          <o:OLEObject Type="Embed" ProgID="Equation.3" ShapeID="_x0000_i1025" DrawAspect="Content" ObjectID="_1852222186" r:id="rId17"/>
+          <o:OLEObject Type="Embed" ProgID="Equation.3" ShapeID="_x0000_i1025" DrawAspect="Content" ObjectID="_1852224185" r:id="rId17"/>
         </w:object>
       </w:r>
       <w:r>
@@ -10707,7 +10707,7 @@
           <v:shape id="_x0000_i1026" type="#_x0000_t75" style="width:31.85pt;height:18.25pt" o:ole="">
             <v:imagedata r:id="rId18" o:title=""/>
           </v:shape>
-          <o:OLEObject Type="Embed" ProgID="Equation.3" ShapeID="_x0000_i1026" DrawAspect="Content" ObjectID="_1852222187" r:id="rId19"/>
+          <o:OLEObject Type="Embed" ProgID="Equation.3" ShapeID="_x0000_i1026" DrawAspect="Content" ObjectID="_1852224186" r:id="rId19"/>
         </w:object>
       </w:r>
       <w:r>
@@ -10725,7 +10725,7 @@
           <v:shape id="_x0000_i1027" type="#_x0000_t75" style="width:29.2pt;height:18.25pt" o:ole="">
             <v:imagedata r:id="rId20" o:title=""/>
           </v:shape>
-          <o:OLEObject Type="Embed" ProgID="Equation.3" ShapeID="_x0000_i1027" DrawAspect="Content" ObjectID="_1852222188" r:id="rId21"/>
+          <o:OLEObject Type="Embed" ProgID="Equation.3" ShapeID="_x0000_i1027" DrawAspect="Content" ObjectID="_1852224187" r:id="rId21"/>
         </w:object>
       </w:r>
       <w:r>
@@ -14178,7 +14178,7 @@
           <v:shape id="_x0000_i1028" type="#_x0000_t75" style="width:9.9pt;height:16.15pt" o:ole="" fillcolor="window">
             <v:imagedata r:id="rId22" o:title=""/>
           </v:shape>
-          <o:OLEObject Type="Embed" ProgID="Equation.3" ShapeID="_x0000_i1028" DrawAspect="Content" ObjectID="_1852222189" r:id="rId23"/>
+          <o:OLEObject Type="Embed" ProgID="Equation.3" ShapeID="_x0000_i1028" DrawAspect="Content" ObjectID="_1852224188" r:id="rId23"/>
         </w:object>
       </w:r>
       <w:r>
@@ -14257,7 +14257,7 @@
           <v:shape id="_x0000_i1029" type="#_x0000_t75" style="width:200.85pt;height:38.1pt" o:ole="" fillcolor="window">
             <v:imagedata r:id="rId24" o:title=""/>
           </v:shape>
-          <o:OLEObject Type="Embed" ProgID="Equation.3" ShapeID="_x0000_i1029" DrawAspect="Content" ObjectID="_1852222190" r:id="rId25"/>
+          <o:OLEObject Type="Embed" ProgID="Equation.3" ShapeID="_x0000_i1029" DrawAspect="Content" ObjectID="_1852224189" r:id="rId25"/>
         </w:object>
       </w:r>
       <w:r>
@@ -14280,7 +14280,7 @@
           <v:shape id="_x0000_i1030" type="#_x0000_t75" style="width:282.25pt;height:38.1pt" o:ole="" fillcolor="window">
             <v:imagedata r:id="rId26" o:title=""/>
           </v:shape>
-          <o:OLEObject Type="Embed" ProgID="Equation.3" ShapeID="_x0000_i1030" DrawAspect="Content" ObjectID="_1852222191" r:id="rId27"/>
+          <o:OLEObject Type="Embed" ProgID="Equation.3" ShapeID="_x0000_i1030" DrawAspect="Content" ObjectID="_1852224190" r:id="rId27"/>
         </w:object>
       </w:r>
       <w:r>
@@ -14289,26 +14289,344 @@
     </w:p>
     <w:p>
       <w:pPr>
+        <w:jc w:val="both"/>
+        <w:rPr>
+          <w:sz w:val="20"/>
+        </w:rPr>
+      </w:pPr>
+      <w:r>
+        <w:rPr>
+          <w:sz w:val="20"/>
+        </w:rPr>
+        <w:t>г</w:t>
+      </w:r>
+      <w:r>
+        <w:rPr>
+          <w:sz w:val="20"/>
+        </w:rPr>
+        <w:t>де</w:t>
+      </w:r>
+      <w:r>
+        <w:rPr>
+          <w:sz w:val="20"/>
+        </w:rPr>
+        <w:t xml:space="preserve"> </w:t>
+      </w:r>
+      <w:r>
+        <w:rPr>
+          <w:position w:val="-30"/>
+        </w:rPr>
+        <w:object w:dxaOrig="1420" w:dyaOrig="700" w14:anchorId="40F1038C">
+          <v:shape id="_x0000_i1032" type="#_x0000_t75" style="width:62.1pt;height:28.7pt" o:ole="" fillcolor="window">
+            <v:imagedata r:id="rId28" o:title=""/>
+          </v:shape>
+          <o:OLEObject Type="Embed" ProgID="Equation.3" ShapeID="_x0000_i1032" DrawAspect="Content" ObjectID="_1852224191" r:id="rId29"/>
+        </w:object>
+      </w:r>
+      <w:r>
+        <w:t xml:space="preserve">, </w:t>
+      </w:r>
+      <w:r>
+        <w:rPr>
+          <w:position w:val="-12"/>
+        </w:rPr>
+        <w:object w:dxaOrig="580" w:dyaOrig="360" w14:anchorId="7921D810">
+          <v:shape id="_x0000_i1033" type="#_x0000_t75" style="width:25.55pt;height:14.6pt" o:ole="" fillcolor="window">
+            <v:imagedata r:id="rId30" o:title=""/>
+          </v:shape>
+          <o:OLEObject Type="Embed" ProgID="Equation.3" ShapeID="_x0000_i1033" DrawAspect="Content" ObjectID="_1852224192" r:id="rId31"/>
+        </w:object>
+      </w:r>
+      <w:r>
+        <w:t xml:space="preserve"> </w:t>
+      </w:r>
+      <w:r>
+        <w:rPr>
+          <w:sz w:val="20"/>
+        </w:rPr>
+        <w:t>- электропроводности</w:t>
+      </w:r>
+      <w:r>
+        <w:rPr>
+          <w:sz w:val="20"/>
+        </w:rPr>
+        <w:t xml:space="preserve"> </w:t>
+      </w:r>
+      <w:proofErr w:type="spellStart"/>
+      <w:r>
+        <w:rPr>
+          <w:sz w:val="20"/>
+        </w:rPr>
+        <w:t>конктактирующих</w:t>
+      </w:r>
+      <w:proofErr w:type="spellEnd"/>
+      <w:r>
+        <w:rPr>
+          <w:sz w:val="20"/>
+        </w:rPr>
+        <w:t xml:space="preserve"> областей. Также используются операторы</w:t>
+      </w:r>
+      <w:r>
+        <w:rPr>
+          <w:position w:val="-36"/>
+        </w:rPr>
+        <w:object w:dxaOrig="1719" w:dyaOrig="740" w14:anchorId="226AE596">
+          <v:shape id="_x0000_i1034" type="#_x0000_t75" style="width:86.1pt;height:37.05pt" o:ole="" fillcolor="window">
+            <v:imagedata r:id="rId32" o:title=""/>
+          </v:shape>
+          <o:OLEObject Type="Embed" ProgID="Equation.3" ShapeID="_x0000_i1034" DrawAspect="Content" ObjectID="_1852224193" r:id="rId33"/>
+        </w:object>
+      </w:r>
+      <w:r>
+        <w:t xml:space="preserve">, </w:t>
+      </w:r>
+      <w:r>
+        <w:rPr>
+          <w:position w:val="-32"/>
+        </w:rPr>
+        <w:object w:dxaOrig="1939" w:dyaOrig="700" w14:anchorId="79F6640F">
+          <v:shape id="_x0000_i1035" type="#_x0000_t75" style="width:97.05pt;height:34.95pt" o:ole="" fillcolor="window">
+            <v:imagedata r:id="rId34" o:title=""/>
+          </v:shape>
+          <o:OLEObject Type="Embed" ProgID="Equation.3" ShapeID="_x0000_i1035" DrawAspect="Content" ObjectID="_1852224194" r:id="rId35"/>
+        </w:object>
+      </w:r>
+      <w:r>
+        <w:t xml:space="preserve">, </w:t>
+      </w:r>
+      <w:r>
+        <w:rPr>
+          <w:sz w:val="20"/>
+        </w:rPr>
+        <w:t>уравнение для плотности тока записано для случая линейных электропроводящих свойств.</w:t>
+      </w:r>
+    </w:p>
+    <w:p>
+      <w:pPr>
+        <w:ind w:firstLine="284"/>
+        <w:jc w:val="both"/>
+        <w:rPr>
+          <w:rFonts w:cs="Arial"/>
+          <w:sz w:val="20"/>
+        </w:rPr>
+      </w:pPr>
+      <w:r>
+        <w:rPr>
+          <w:rFonts w:cs="Arial"/>
+          <w:sz w:val="20"/>
+        </w:rPr>
+        <w:t xml:space="preserve">Для расчета </w:t>
+      </w:r>
+      <w:r>
+        <w:rPr>
+          <w:rFonts w:cs="Arial"/>
+          <w:i/>
+          <w:sz w:val="20"/>
+        </w:rPr>
+        <w:t>силовых характеристик</w:t>
+      </w:r>
+      <w:r>
+        <w:rPr>
+          <w:rFonts w:cs="Arial"/>
+          <w:sz w:val="20"/>
+        </w:rPr>
+        <w:t xml:space="preserve"> используется известную формула для </w:t>
+      </w:r>
+      <w:proofErr w:type="spellStart"/>
+      <w:r>
+        <w:rPr>
+          <w:rFonts w:cs="Arial"/>
+          <w:sz w:val="20"/>
+        </w:rPr>
+        <w:t>пондеромоторной</w:t>
+      </w:r>
+      <w:proofErr w:type="spellEnd"/>
+      <w:r>
+        <w:rPr>
+          <w:rFonts w:cs="Arial"/>
+          <w:sz w:val="20"/>
+        </w:rPr>
+        <w:t xml:space="preserve"> силы </w:t>
+      </w:r>
+      <w:r>
+        <w:rPr>
+          <w:rFonts w:cs="Arial"/>
+          <w:b/>
+          <w:bCs/>
+          <w:sz w:val="20"/>
+          <w:lang w:val="en-US"/>
+        </w:rPr>
+        <w:t>F</w:t>
+      </w:r>
+      <w:r>
+        <w:rPr>
+          <w:rFonts w:cs="Arial"/>
+          <w:sz w:val="20"/>
+        </w:rPr>
+        <w:t xml:space="preserve"> </w:t>
+      </w:r>
+      <w:r>
+        <w:rPr>
+          <w:rFonts w:cs="Arial"/>
+          <w:sz w:val="20"/>
+        </w:rPr>
+        <w:t xml:space="preserve">и момента </w:t>
+      </w:r>
+      <w:r>
+        <w:rPr>
+          <w:rFonts w:cs="Arial"/>
+          <w:b/>
+          <w:bCs/>
+          <w:sz w:val="20"/>
+          <w:lang w:val="en-US"/>
+        </w:rPr>
+        <w:t>T</w:t>
+      </w:r>
+      <w:r>
+        <w:rPr>
+          <w:rFonts w:cs="Arial"/>
+          <w:sz w:val="20"/>
+        </w:rPr>
+        <w:t xml:space="preserve"> </w:t>
+      </w:r>
+      <w:r>
+        <w:rPr>
+          <w:rFonts w:cs="Arial"/>
+          <w:sz w:val="20"/>
+        </w:rPr>
+        <w:t xml:space="preserve">относительно заданной точки </w:t>
+      </w:r>
+      <w:r>
+        <w:rPr>
+          <w:rFonts w:cs="Arial"/>
+          <w:b/>
+          <w:bCs/>
+          <w:sz w:val="20"/>
+          <w:lang w:val="en-US"/>
+        </w:rPr>
+        <w:t>r</w:t>
+      </w:r>
+      <w:r>
+        <w:rPr>
+          <w:rFonts w:cs="Arial"/>
+          <w:b/>
+          <w:bCs/>
+          <w:sz w:val="20"/>
+          <w:vertAlign w:val="subscript"/>
+        </w:rPr>
+        <w:t>0</w:t>
+      </w:r>
+      <w:r>
+        <w:rPr>
+          <w:rFonts w:cs="Arial"/>
+          <w:sz w:val="20"/>
+        </w:rPr>
+        <w:t>,</w:t>
+      </w:r>
+    </w:p>
+    <w:p>
+      <w:pPr>
         <w:ind w:firstLine="284"/>
         <w:jc w:val="center"/>
-      </w:pPr>
-      <w:r>
-        <w:rPr>
-          <w:position w:val="-34"/>
-        </w:rPr>
-        <w:object w:dxaOrig="6740" w:dyaOrig="800" w14:anchorId="6B373B76">
-          <v:shape id="_x0000_i1031" type="#_x0000_t75" style="width:337.05pt;height:40.15pt" o:ole="" fillcolor="window">
-            <v:imagedata r:id="rId28" o:title=""/>
+        <w:rPr>
+          <w:rFonts w:cs="Arial"/>
+          <w:sz w:val="20"/>
+        </w:rPr>
+      </w:pPr>
+      <w:r>
+        <w:rPr>
+          <w:rFonts w:cs="Arial"/>
+          <w:position w:val="-58"/>
+          <w:sz w:val="20"/>
+        </w:rPr>
+        <w:object w:dxaOrig="1920" w:dyaOrig="1280" w14:anchorId="7C6998F8">
+          <v:shape id="_x0000_i1036" type="#_x0000_t75" style="width:96.5pt;height:64.15pt" o:ole="" fillcolor="window">
+            <v:imagedata r:id="rId36" o:title=""/>
+            <o:lock v:ext="edit" aspectratio="f"/>
           </v:shape>
-          <o:OLEObject Type="Embed" ProgID="Equation.3" ShapeID="_x0000_i1031" DrawAspect="Content" ObjectID="_1852222192" r:id="rId29"/>
+          <o:OLEObject Type="Embed" ProgID="Equation.3" ShapeID="_x0000_i1036" DrawAspect="Content" ObjectID="_1852224195" r:id="rId37"/>
         </w:object>
-      </w:r>
-      <w:r>
-        <w:t>;</w:t>
       </w:r>
     </w:p>
     <w:p>
       <w:pPr>
+        <w:jc w:val="both"/>
+        <w:rPr>
+          <w:rFonts w:cs="Arial"/>
+          <w:sz w:val="20"/>
+        </w:rPr>
+      </w:pPr>
+      <w:r>
+        <w:rPr>
+          <w:rFonts w:cs="Arial"/>
+          <w:sz w:val="20"/>
+        </w:rPr>
+        <w:t xml:space="preserve">где </w:t>
+      </w:r>
+      <w:r>
+        <w:rPr>
+          <w:rFonts w:cs="Arial"/>
+          <w:position w:val="-12"/>
+          <w:sz w:val="20"/>
+        </w:rPr>
+        <w:object w:dxaOrig="2700" w:dyaOrig="380" w14:anchorId="7A1E564E">
+          <v:shape id="_x0000_i1037" type="#_x0000_t75" style="width:135.15pt;height:18.8pt" o:ole="" fillcolor="window">
+            <v:imagedata r:id="rId38" o:title=""/>
+          </v:shape>
+          <o:OLEObject Type="Embed" ProgID="Equation.3" ShapeID="_x0000_i1037" DrawAspect="Content" ObjectID="_1852224196" r:id="rId39"/>
+        </w:object>
+      </w:r>
+      <w:r>
+        <w:rPr>
+          <w:rFonts w:cs="Arial"/>
+          <w:sz w:val="20"/>
+        </w:rPr>
+        <w:t xml:space="preserve"> </w:t>
+      </w:r>
+      <w:r>
+        <w:rPr>
+          <w:rFonts w:cs="Arial"/>
+          <w:sz w:val="20"/>
+        </w:rPr>
+        <w:t xml:space="preserve">- </w:t>
+      </w:r>
+      <w:r>
+        <w:rPr>
+          <w:rFonts w:cs="Arial"/>
+          <w:sz w:val="20"/>
+        </w:rPr>
+        <w:t>вектор плотности силы</w:t>
+      </w:r>
+      <w:r>
+        <w:rPr>
+          <w:rFonts w:cs="Arial"/>
+          <w:sz w:val="20"/>
+        </w:rPr>
+        <w:t xml:space="preserve">, </w:t>
+      </w:r>
+      <w:r>
+        <w:rPr>
+          <w:rFonts w:cs="Arial"/>
+          <w:position w:val="-10"/>
+          <w:sz w:val="20"/>
+        </w:rPr>
+        <w:object w:dxaOrig="279" w:dyaOrig="340" w14:anchorId="78E1E40C">
+          <v:shape id="_x0000_i1038" type="#_x0000_t75" style="width:14.1pt;height:17.2pt" o:ole="" fillcolor="window">
+            <v:imagedata r:id="rId40" o:title=""/>
+          </v:shape>
+          <o:OLEObject Type="Embed" ProgID="Equation.3" ShapeID="_x0000_i1038" DrawAspect="Content" ObjectID="_1852224197" r:id="rId41"/>
+        </w:object>
+      </w:r>
+      <w:r>
+        <w:rPr>
+          <w:rFonts w:cs="Arial"/>
+          <w:sz w:val="20"/>
+        </w:rPr>
+        <w:t xml:space="preserve"> - размещенная в воздухе замкнутая поверхность, разграничивающая две группы элементов, между которыми вычисляется силовое взаимодействие.</w:t>
+      </w:r>
+    </w:p>
+    <w:p>
+      <w:pPr>
         <w:ind w:firstLine="284"/>
         <w:jc w:val="both"/>
         <w:rPr>
@@ -14319,227 +14637,43 @@
         <w:rPr>
           <w:sz w:val="20"/>
         </w:rPr>
-        <w:t>г</w:t>
-      </w:r>
-      <w:r>
-        <w:rPr>
-          <w:sz w:val="20"/>
-        </w:rPr>
-        <w:t>де</w:t>
-      </w:r>
-      <w:r>
-        <w:rPr>
-          <w:sz w:val="20"/>
-        </w:rPr>
-        <w:t xml:space="preserve"> </w:t>
-      </w:r>
-      <w:r>
-        <w:rPr>
-          <w:position w:val="-30"/>
-        </w:rPr>
-        <w:object w:dxaOrig="1420" w:dyaOrig="700" w14:anchorId="40F1038C">
-          <v:shape id="_x0000_i1032" type="#_x0000_t75" style="width:62.1pt;height:28.7pt" o:ole="" fillcolor="window">
-            <v:imagedata r:id="rId30" o:title=""/>
-          </v:shape>
-          <o:OLEObject Type="Embed" ProgID="Equation.3" ShapeID="_x0000_i1032" DrawAspect="Content" ObjectID="_1852222193" r:id="rId31"/>
-        </w:object>
-      </w:r>
-      <w:r>
-        <w:t xml:space="preserve">, </w:t>
-      </w:r>
-      <w:r>
-        <w:rPr>
-          <w:position w:val="-12"/>
-        </w:rPr>
-        <w:object w:dxaOrig="580" w:dyaOrig="360" w14:anchorId="7921D810">
-          <v:shape id="_x0000_i1033" type="#_x0000_t75" style="width:25.55pt;height:14.6pt" o:ole="" fillcolor="window">
-            <v:imagedata r:id="rId32" o:title=""/>
-          </v:shape>
-          <o:OLEObject Type="Embed" ProgID="Equation.3" ShapeID="_x0000_i1033" DrawAspect="Content" ObjectID="_1852222194" r:id="rId33"/>
-        </w:object>
-      </w:r>
-      <w:r>
-        <w:t xml:space="preserve"> </w:t>
-      </w:r>
-      <w:r>
-        <w:rPr>
-          <w:sz w:val="20"/>
-        </w:rPr>
-        <w:t>- электропроводности</w:t>
-      </w:r>
-      <w:r>
-        <w:rPr>
-          <w:sz w:val="20"/>
-        </w:rPr>
-        <w:t xml:space="preserve"> </w:t>
-      </w:r>
-      <w:proofErr w:type="spellStart"/>
-      <w:r>
-        <w:rPr>
-          <w:sz w:val="20"/>
-        </w:rPr>
-        <w:t>конктактирующих</w:t>
-      </w:r>
-      <w:proofErr w:type="spellEnd"/>
-      <w:r>
-        <w:rPr>
-          <w:sz w:val="20"/>
-        </w:rPr>
-        <w:t xml:space="preserve"> областей. Также используются операторы</w:t>
-      </w:r>
-      <w:r>
-        <w:rPr>
-          <w:position w:val="-36"/>
-        </w:rPr>
-        <w:object w:dxaOrig="1719" w:dyaOrig="740" w14:anchorId="226AE596">
-          <v:shape id="_x0000_i1034" type="#_x0000_t75" style="width:86.1pt;height:37.05pt" o:ole="" fillcolor="window">
-            <v:imagedata r:id="rId34" o:title=""/>
-          </v:shape>
-          <o:OLEObject Type="Embed" ProgID="Equation.3" ShapeID="_x0000_i1034" DrawAspect="Content" ObjectID="_1852222195" r:id="rId35"/>
-        </w:object>
-      </w:r>
-      <w:r>
-        <w:t xml:space="preserve">, </w:t>
-      </w:r>
-      <w:r>
-        <w:rPr>
-          <w:position w:val="-32"/>
-        </w:rPr>
-        <w:object w:dxaOrig="1939" w:dyaOrig="700" w14:anchorId="79F6640F">
-          <v:shape id="_x0000_i1035" type="#_x0000_t75" style="width:97.05pt;height:34.95pt" o:ole="" fillcolor="window">
-            <v:imagedata r:id="rId36" o:title=""/>
-          </v:shape>
-          <o:OLEObject Type="Embed" ProgID="Equation.3" ShapeID="_x0000_i1035" DrawAspect="Content" ObjectID="_1852222196" r:id="rId37"/>
-        </w:object>
-      </w:r>
-      <w:r>
-        <w:t xml:space="preserve">, </w:t>
-      </w:r>
-      <w:r>
-        <w:rPr>
-          <w:sz w:val="20"/>
-        </w:rPr>
-        <w:t>уравнение для плотности тока записано для случая линейных электропроводящих свойств.</w:t>
+        <w:t xml:space="preserve">Расчет </w:t>
+      </w:r>
+      <w:r>
+        <w:rPr>
+          <w:i/>
+          <w:sz w:val="20"/>
+        </w:rPr>
+        <w:t>потокосцепления</w:t>
+      </w:r>
+      <w:r>
+        <w:rPr>
+          <w:sz w:val="20"/>
+        </w:rPr>
+        <w:t xml:space="preserve"> проводится с использованием известного соотношения </w:t>
       </w:r>
     </w:p>
     <w:p>
       <w:pPr>
-        <w:ind w:firstLine="284"/>
-        <w:jc w:val="both"/>
-        <w:rPr>
-          <w:rFonts w:cs="Arial"/>
-          <w:sz w:val="20"/>
-        </w:rPr>
-      </w:pPr>
-      <w:r>
-        <w:rPr>
-          <w:rFonts w:cs="Arial"/>
-          <w:sz w:val="20"/>
-        </w:rPr>
-        <w:t xml:space="preserve">Для расчета </w:t>
-      </w:r>
-      <w:r>
-        <w:rPr>
-          <w:rFonts w:cs="Arial"/>
-          <w:i/>
-          <w:sz w:val="20"/>
-        </w:rPr>
-        <w:t>силовых характеристик</w:t>
-      </w:r>
-      <w:r>
-        <w:rPr>
-          <w:rFonts w:cs="Arial"/>
-          <w:sz w:val="20"/>
-        </w:rPr>
-        <w:t xml:space="preserve"> используется известную формула для </w:t>
-      </w:r>
-      <w:proofErr w:type="spellStart"/>
-      <w:r>
-        <w:rPr>
-          <w:rFonts w:cs="Arial"/>
-          <w:sz w:val="20"/>
-        </w:rPr>
-        <w:t>пондеромоторной</w:t>
-      </w:r>
-      <w:proofErr w:type="spellEnd"/>
-      <w:r>
-        <w:rPr>
-          <w:rFonts w:cs="Arial"/>
-          <w:sz w:val="20"/>
-        </w:rPr>
-        <w:t xml:space="preserve"> силы </w:t>
-      </w:r>
-      <w:r>
-        <w:rPr>
-          <w:rFonts w:cs="Arial"/>
-          <w:b/>
-          <w:bCs/>
-          <w:sz w:val="20"/>
-          <w:lang w:val="en-US"/>
-        </w:rPr>
-        <w:t>F</w:t>
-      </w:r>
-      <w:r>
-        <w:rPr>
-          <w:rFonts w:cs="Arial"/>
-          <w:sz w:val="20"/>
-        </w:rPr>
-        <w:t xml:space="preserve"> </w:t>
-      </w:r>
-      <w:r>
-        <w:rPr>
-          <w:rFonts w:cs="Arial"/>
-          <w:sz w:val="20"/>
-        </w:rPr>
-        <w:t xml:space="preserve">и момента </w:t>
-      </w:r>
-      <w:r>
-        <w:rPr>
-          <w:rFonts w:cs="Arial"/>
-          <w:b/>
-          <w:bCs/>
-          <w:sz w:val="20"/>
-          <w:lang w:val="en-US"/>
-        </w:rPr>
-        <w:t>T</w:t>
-      </w:r>
-      <w:r>
-        <w:rPr>
-          <w:rFonts w:cs="Arial"/>
-          <w:sz w:val="20"/>
-        </w:rPr>
-        <w:t xml:space="preserve"> </w:t>
-      </w:r>
-      <w:r>
-        <w:rPr>
-          <w:rFonts w:cs="Arial"/>
-          <w:sz w:val="20"/>
-        </w:rPr>
-        <w:t xml:space="preserve">относительно заданной точки </w:t>
-      </w:r>
-      <w:r>
-        <w:rPr>
-          <w:rFonts w:cs="Arial"/>
-          <w:b/>
-          <w:bCs/>
-          <w:sz w:val="20"/>
-          <w:lang w:val="en-US"/>
-        </w:rPr>
-        <w:t>r</w:t>
-      </w:r>
-      <w:r>
-        <w:rPr>
-          <w:rFonts w:cs="Arial"/>
-          <w:b/>
-          <w:bCs/>
-          <w:sz w:val="20"/>
-          <w:vertAlign w:val="subscript"/>
-        </w:rPr>
-        <w:t>0</w:t>
-      </w:r>
-      <w:r>
-        <w:rPr>
-          <w:rFonts w:cs="Arial"/>
+        <w:jc w:val="center"/>
+        <w:rPr>
+          <w:sz w:val="20"/>
+        </w:rPr>
+      </w:pPr>
+      <w:r>
+        <w:rPr>
+          <w:position w:val="-32"/>
+          <w:sz w:val="20"/>
+        </w:rPr>
+        <w:object w:dxaOrig="1820" w:dyaOrig="700" w14:anchorId="0CF687FD">
+          <v:shape id="_x0000_i1039" type="#_x0000_t75" style="width:90.8pt;height:34.95pt" o:ole="">
+            <v:imagedata r:id="rId42" o:title=""/>
+          </v:shape>
+          <o:OLEObject Type="Embed" ProgID="Equation.3" ShapeID="_x0000_i1039" DrawAspect="Content" ObjectID="_1852224198" r:id="rId43"/>
+        </w:object>
+      </w:r>
+      <w:r>
+        <w:rPr>
           <w:sz w:val="20"/>
         </w:rPr>
         <w:t>,</w:t>
@@ -14547,109 +14681,92 @@
     </w:p>
     <w:p>
       <w:pPr>
-        <w:ind w:firstLine="284"/>
-        <w:jc w:val="center"/>
-        <w:rPr>
-          <w:rFonts w:cs="Arial"/>
-          <w:sz w:val="20"/>
-        </w:rPr>
-      </w:pPr>
-      <w:r>
-        <w:rPr>
-          <w:rFonts w:cs="Arial"/>
-          <w:position w:val="-58"/>
-          <w:sz w:val="20"/>
-        </w:rPr>
-        <w:object w:dxaOrig="1920" w:dyaOrig="1280" w14:anchorId="7C6998F8">
-          <v:shape id="_x0000_i1036" type="#_x0000_t75" style="width:96.5pt;height:64.15pt" o:ole="" fillcolor="window">
-            <v:imagedata r:id="rId38" o:title=""/>
-            <o:lock v:ext="edit" aspectratio="f"/>
+        <w:jc w:val="both"/>
+        <w:rPr>
+          <w:sz w:val="20"/>
+        </w:rPr>
+      </w:pPr>
+      <w:r>
+        <w:rPr>
+          <w:sz w:val="20"/>
+        </w:rPr>
+        <w:t xml:space="preserve">где </w:t>
+      </w:r>
+      <w:r>
+        <w:rPr>
+          <w:i/>
+          <w:iCs/>
+          <w:sz w:val="20"/>
+        </w:rPr>
+        <w:t>S, N</w:t>
+      </w:r>
+      <w:r>
+        <w:rPr>
+          <w:sz w:val="20"/>
+        </w:rPr>
+        <w:t xml:space="preserve"> – соответственно площадь поперечного сечения и </w:t>
+      </w:r>
+      <w:r>
+        <w:rPr>
+          <w:sz w:val="20"/>
+        </w:rPr>
+        <w:t xml:space="preserve">задаваемое пользователем </w:t>
+      </w:r>
+      <w:r>
+        <w:rPr>
+          <w:sz w:val="20"/>
+        </w:rPr>
+        <w:t xml:space="preserve">число витков измерительной катушки, </w:t>
+      </w:r>
+      <w:r>
+        <w:rPr>
+          <w:position w:val="-32"/>
+          <w:sz w:val="20"/>
+        </w:rPr>
+        <w:object w:dxaOrig="1420" w:dyaOrig="620" w14:anchorId="68CBB07A">
+          <v:shape id="_x0000_i1040" type="#_x0000_t75" style="width:70.95pt;height:30.8pt" o:ole="">
+            <v:imagedata r:id="rId44" o:title=""/>
           </v:shape>
-          <o:OLEObject Type="Embed" ProgID="Equation.3" ShapeID="_x0000_i1036" DrawAspect="Content" ObjectID="_1852222197" r:id="rId39"/>
+          <o:OLEObject Type="Embed" ProgID="Equation.3" ShapeID="_x0000_i1040" DrawAspect="Content" ObjectID="_1852224199" r:id="rId45"/>
         </w:object>
+      </w:r>
+      <w:r>
+        <w:rPr>
+          <w:sz w:val="20"/>
+        </w:rPr>
+        <w:t xml:space="preserve"> - поток через текущий замкнутый контур измерительной катушки, проходящий через точку интегрирования поперечного сечения </w:t>
+      </w:r>
+      <w:r>
+        <w:rPr>
+          <w:i/>
+          <w:iCs/>
+          <w:sz w:val="20"/>
+        </w:rPr>
+        <w:t>q</w:t>
+      </w:r>
+      <w:r>
+        <w:rPr>
+          <w:sz w:val="20"/>
+        </w:rPr>
+        <w:t xml:space="preserve">. </w:t>
       </w:r>
     </w:p>
     <w:p>
       <w:pPr>
-        <w:ind w:firstLine="284"/>
         <w:jc w:val="both"/>
         <w:rPr>
-          <w:rFonts w:cs="Arial"/>
-          <w:sz w:val="20"/>
-        </w:rPr>
-      </w:pPr>
-      <w:r>
-        <w:rPr>
-          <w:rFonts w:cs="Arial"/>
-          <w:sz w:val="20"/>
-        </w:rPr>
-        <w:t xml:space="preserve">где </w:t>
-      </w:r>
-      <w:r>
-        <w:rPr>
-          <w:rFonts w:cs="Arial"/>
-          <w:position w:val="-12"/>
-          <w:sz w:val="20"/>
-        </w:rPr>
-        <w:object w:dxaOrig="2700" w:dyaOrig="380" w14:anchorId="7A1E564E">
-          <v:shape id="_x0000_i1037" type="#_x0000_t75" style="width:135.15pt;height:18.8pt" o:ole="" fillcolor="window">
-            <v:imagedata r:id="rId40" o:title=""/>
-          </v:shape>
-          <o:OLEObject Type="Embed" ProgID="Equation.3" ShapeID="_x0000_i1037" DrawAspect="Content" ObjectID="_1852222198" r:id="rId41"/>
-        </w:object>
-      </w:r>
-      <w:r>
-        <w:rPr>
-          <w:rFonts w:cs="Arial"/>
-          <w:sz w:val="20"/>
-        </w:rPr>
-        <w:t xml:space="preserve"> </w:t>
-      </w:r>
-      <w:r>
-        <w:rPr>
-          <w:rFonts w:cs="Arial"/>
-          <w:sz w:val="20"/>
-        </w:rPr>
-        <w:t xml:space="preserve">- </w:t>
-      </w:r>
-      <w:r>
-        <w:rPr>
-          <w:rFonts w:cs="Arial"/>
-          <w:sz w:val="20"/>
-        </w:rPr>
-        <w:t>вектор плотности силы</w:t>
-      </w:r>
-      <w:r>
-        <w:rPr>
-          <w:rFonts w:cs="Arial"/>
-          <w:sz w:val="20"/>
-        </w:rPr>
-        <w:t xml:space="preserve">, </w:t>
-      </w:r>
-      <w:r>
-        <w:rPr>
-          <w:rFonts w:cs="Arial"/>
-          <w:position w:val="-10"/>
-          <w:sz w:val="20"/>
-        </w:rPr>
-        <w:object w:dxaOrig="279" w:dyaOrig="340" w14:anchorId="78E1E40C">
-          <v:shape id="_x0000_i1038" type="#_x0000_t75" style="width:14.1pt;height:17.2pt" o:ole="" fillcolor="window">
-            <v:imagedata r:id="rId42" o:title=""/>
-          </v:shape>
-          <o:OLEObject Type="Embed" ProgID="Equation.3" ShapeID="_x0000_i1038" DrawAspect="Content" ObjectID="_1852222199" r:id="rId43"/>
-        </w:object>
-      </w:r>
-      <w:r>
-        <w:rPr>
-          <w:rFonts w:cs="Arial"/>
-          <w:sz w:val="20"/>
-        </w:rPr>
-        <w:t xml:space="preserve"> - размещенная в воздухе замкнутая поверхность, разграничивающая две группы элементов, между которыми вычисляется силовое взаимодействие.</w:t>
+          <w:sz w:val="20"/>
+        </w:rPr>
+      </w:pPr>
+      <w:r>
+        <w:rPr>
+          <w:sz w:val="20"/>
+        </w:rPr>
+        <w:t>Для плоской катушки</w:t>
       </w:r>
     </w:p>
     <w:p>
       <w:pPr>
-        <w:ind w:firstLine="284"/>
         <w:jc w:val="both"/>
         <w:rPr>
           <w:sz w:val="20"/>
@@ -14657,52 +14774,19 @@
       </w:pPr>
       <w:r>
         <w:rPr>
-          <w:sz w:val="20"/>
-        </w:rPr>
-        <w:t xml:space="preserve">Расчет </w:t>
-      </w:r>
-      <w:r>
-        <w:rPr>
-          <w:i/>
-          <w:sz w:val="20"/>
-        </w:rPr>
-        <w:t>потокосцепления</w:t>
-      </w:r>
-      <w:r>
-        <w:rPr>
-          <w:sz w:val="20"/>
-        </w:rPr>
-        <w:t xml:space="preserve"> проводится с использованием известного соотношения </w:t>
+          <w:position w:val="-30"/>
+          <w:sz w:val="20"/>
+        </w:rPr>
+        <w:object w:dxaOrig="2020" w:dyaOrig="680" w14:anchorId="7C941BEA">
+          <v:shape id="_x0000_i1043" type="#_x0000_t75" style="width:100.7pt;height:33.9pt" o:ole="">
+            <v:imagedata r:id="rId46" o:title=""/>
+          </v:shape>
+          <o:OLEObject Type="Embed" ProgID="Equation.DSMT4" ShapeID="_x0000_i1043" DrawAspect="Content" ObjectID="_1852224200" r:id="rId47"/>
+        </w:object>
       </w:r>
     </w:p>
     <w:p>
       <w:pPr>
-        <w:jc w:val="center"/>
-        <w:rPr>
-          <w:sz w:val="20"/>
-        </w:rPr>
-      </w:pPr>
-      <w:r>
-        <w:rPr>
-          <w:position w:val="-32"/>
-          <w:sz w:val="20"/>
-        </w:rPr>
-        <w:object w:dxaOrig="1820" w:dyaOrig="700" w14:anchorId="0CF687FD">
-          <v:shape id="_x0000_i1039" type="#_x0000_t75" style="width:90.8pt;height:34.95pt" o:ole="">
-            <v:imagedata r:id="rId44" o:title=""/>
-          </v:shape>
-          <o:OLEObject Type="Embed" ProgID="Equation.3" ShapeID="_x0000_i1039" DrawAspect="Content" ObjectID="_1852222200" r:id="rId45"/>
-        </w:object>
-      </w:r>
-      <w:r>
-        <w:rPr>
-          <w:sz w:val="20"/>
-        </w:rPr>
-        <w:t>,</w:t>
-      </w:r>
-    </w:p>
-    <w:p>
-      <w:pPr>
         <w:jc w:val="both"/>
         <w:rPr>
           <w:sz w:val="20"/>
@@ -14713,6 +14797,13 @@
           <w:sz w:val="20"/>
         </w:rPr>
         <w:t xml:space="preserve">где </w:t>
+      </w:r>
+      <w:r>
+        <w:rPr>
+          <w:sz w:val="20"/>
+          <w:lang w:val="en-US"/>
+        </w:rPr>
+        <w:t>L</w:t>
       </w:r>
       <w:r>
         <w:rPr>
@@ -14720,31 +14811,7 @@
           <w:iCs/>
           <w:sz w:val="20"/>
         </w:rPr>
-        <w:t>S, N</w:t>
-      </w:r>
-      <w:r>
-        <w:rPr>
-          <w:sz w:val="20"/>
-        </w:rPr>
-        <w:t xml:space="preserve"> – соответственно площадь поперечного сечения и число витков измерительной катушки, </w:t>
-      </w:r>
-      <w:r>
-        <w:rPr>
-          <w:position w:val="-32"/>
-          <w:sz w:val="20"/>
-        </w:rPr>
-        <w:object w:dxaOrig="1420" w:dyaOrig="620" w14:anchorId="68CBB07A">
-          <v:shape id="_x0000_i1040" type="#_x0000_t75" style="width:70.95pt;height:30.8pt" o:ole="">
-            <v:imagedata r:id="rId46" o:title=""/>
-          </v:shape>
-          <o:OLEObject Type="Embed" ProgID="Equation.3" ShapeID="_x0000_i1040" DrawAspect="Content" ObjectID="_1852222201" r:id="rId47"/>
-        </w:object>
-      </w:r>
-      <w:r>
-        <w:rPr>
-          <w:sz w:val="20"/>
-        </w:rPr>
-        <w:t xml:space="preserve"> - поток через текущий замкнутый контур измерительной катушки, проходящий через точку интегрирования поперечного сечения </w:t>
+        <w:t>, N</w:t>
       </w:r>
       <w:r>
         <w:rPr>
@@ -14752,13 +14819,43 @@
           <w:iCs/>
           <w:sz w:val="20"/>
         </w:rPr>
-        <w:t>q</w:t>
-      </w:r>
-      <w:r>
-        <w:rPr>
-          <w:sz w:val="20"/>
-        </w:rPr>
-        <w:t xml:space="preserve">. </w:t>
+        <w:t>’</w:t>
+      </w:r>
+      <w:r>
+        <w:rPr>
+          <w:sz w:val="20"/>
+        </w:rPr>
+        <w:t xml:space="preserve"> – соответственно поперечн</w:t>
+      </w:r>
+      <w:r>
+        <w:rPr>
+          <w:sz w:val="20"/>
+        </w:rPr>
+        <w:t>ый</w:t>
+      </w:r>
+      <w:r>
+        <w:rPr>
+          <w:sz w:val="20"/>
+        </w:rPr>
+        <w:t xml:space="preserve"> </w:t>
+      </w:r>
+      <w:r>
+        <w:rPr>
+          <w:sz w:val="20"/>
+        </w:rPr>
+        <w:t>размер плоской катушки</w:t>
+      </w:r>
+      <w:r>
+        <w:rPr>
+          <w:sz w:val="20"/>
+        </w:rPr>
+        <w:t xml:space="preserve"> и задаваемое пользователем число витков измерительной катушки</w:t>
+      </w:r>
+      <w:r>
+        <w:rPr>
+          <w:sz w:val="20"/>
+        </w:rPr>
+        <w:t xml:space="preserve"> на единицу толщины.</w:t>
       </w:r>
     </w:p>
     <w:p>
